--- a/paper/supplement.docx
+++ b/paper/supplement.docx
@@ -101,7 +101,7 @@
         <w:pStyle w:val="Date"/>
       </w:pPr>
       <w:r>
-        <w:t xml:space="preserve">25</w:t>
+        <w:t xml:space="preserve">30</w:t>
       </w:r>
       <w:r>
         <w:t xml:space="preserve"> </w:t>

--- a/paper/supplement.docx
+++ b/paper/supplement.docx
@@ -19,7 +19,13 @@
         <w:t xml:space="preserve"> </w:t>
       </w:r>
       <w:r>
-        <w:t xml:space="preserve">Chronological-age</w:t>
+        <w:t xml:space="preserve">Five</w:t>
+      </w:r>
+      <w:r>
+        <w:t xml:space="preserve"> </w:t>
+      </w:r>
+      <w:r>
+        <w:t xml:space="preserve">chronological-age</w:t>
       </w:r>
       <w:r>
         <w:t xml:space="preserve"> </w:t>
@@ -37,49 +43,49 @@
         <w:t xml:space="preserve"> </w:t>
       </w:r>
       <w:r>
-        <w:t xml:space="preserve">are</w:t>
-      </w:r>
-      <w:r>
-        <w:t xml:space="preserve"> </w:t>
-      </w:r>
-      <w:r>
-        <w:t xml:space="preserve">not</w:t>
-      </w:r>
-      <w:r>
-        <w:t xml:space="preserve"> </w:t>
-      </w:r>
-      <w:r>
-        <w:t xml:space="preserve">portable</w:t>
-      </w:r>
-      <w:r>
-        <w:t xml:space="preserve"> </w:t>
-      </w:r>
-      <w:r>
-        <w:t xml:space="preserve">scalar</w:t>
-      </w:r>
-      <w:r>
-        <w:t xml:space="preserve"> </w:t>
-      </w:r>
-      <w:r>
-        <w:t xml:space="preserve">readouts</w:t>
-      </w:r>
-      <w:r>
-        <w:t xml:space="preserve"> </w:t>
-      </w:r>
-      <w:r>
-        <w:t xml:space="preserve">of</w:t>
-      </w:r>
-      <w:r>
-        <w:t xml:space="preserve"> </w:t>
-      </w:r>
-      <w:r>
-        <w:t xml:space="preserve">partial</w:t>
-      </w:r>
-      <w:r>
-        <w:t xml:space="preserve"> </w:t>
-      </w:r>
-      <w:r>
-        <w:t xml:space="preserve">reprogramming</w:t>
+        <w:t xml:space="preserve">fail</w:t>
+      </w:r>
+      <w:r>
+        <w:t xml:space="preserve"> </w:t>
+      </w:r>
+      <w:r>
+        <w:t xml:space="preserve">a</w:t>
+      </w:r>
+      <w:r>
+        <w:t xml:space="preserve"> </w:t>
+      </w:r>
+      <w:r>
+        <w:t xml:space="preserve">locked</w:t>
+      </w:r>
+      <w:r>
+        <w:t xml:space="preserve"> </w:t>
+      </w:r>
+      <w:r>
+        <w:t xml:space="preserve">portability</w:t>
+      </w:r>
+      <w:r>
+        <w:t xml:space="preserve"> </w:t>
+      </w:r>
+      <w:r>
+        <w:t xml:space="preserve">benchmark</w:t>
+      </w:r>
+      <w:r>
+        <w:t xml:space="preserve"> </w:t>
+      </w:r>
+      <w:r>
+        <w:t xml:space="preserve">across</w:t>
+      </w:r>
+      <w:r>
+        <w:t xml:space="preserve"> </w:t>
+      </w:r>
+      <w:r>
+        <w:t xml:space="preserve">partial-reprogramming</w:t>
+      </w:r>
+      <w:r>
+        <w:t xml:space="preserve"> </w:t>
+      </w:r>
+      <w:r>
+        <w:t xml:space="preserve">interventions</w:t>
       </w:r>
     </w:p>
     <w:p>
@@ -195,6 +201,21 @@
       </w:pPr>
       <w:r>
         <w:t xml:space="preserve">Adaptive Benchmark B1</w:t>
+      </w:r>
+      <w:r>
+        <w:br/>
+      </w:r>
+    </w:p>
+    <w:p>
+      <w:pPr>
+        <w:numPr>
+          <w:ilvl w:val="0"/>
+          <w:numId w:val="1001"/>
+        </w:numPr>
+        <w:pStyle w:val="Compact"/>
+      </w:pPr>
+      <w:r>
+        <w:t xml:space="preserve">Post-review Extension C1</w:t>
       </w:r>
       <w:r>
         <w:br/>
@@ -3143,13 +3164,756 @@
     </w:p>
     <w:bookmarkEnd w:id="45"/>
     <w:bookmarkEnd w:id="46"/>
-    <w:bookmarkStart w:id="47" w:name="supplementary-tables"/>
+    <w:bookmarkStart w:id="52" w:name="post-review-extension-c1"/>
     <w:p>
       <w:pPr>
         <w:pStyle w:val="Heading1"/>
       </w:pPr>
       <w:r>
-        <w:t xml:space="preserve">6. Supplementary tables</w:t>
+        <w:t xml:space="preserve">6. Post-review Extension C1</w:t>
+      </w:r>
+    </w:p>
+    <w:p>
+      <w:pPr>
+        <w:pStyle w:val="FirstParagraph"/>
+      </w:pPr>
+      <w:r>
+        <w:t xml:space="preserve">C1 was frozen at commit</w:t>
+      </w:r>
+      <w:r>
+        <w:t xml:space="preserve"> </w:t>
+      </w:r>
+      <w:r>
+        <w:rPr>
+          <w:rStyle w:val="VerbatimChar"/>
+        </w:rPr>
+        <w:t xml:space="preserve">93c04d7</w:t>
+      </w:r>
+      <w:r>
+        <w:t xml:space="preserve"> </w:t>
+      </w:r>
+      <w:r>
+        <w:t xml:space="preserve">before its outcomes were calculated. Its Markdown and JSON lock</w:t>
+      </w:r>
+      <w:r>
+        <w:t xml:space="preserve"> </w:t>
+      </w:r>
+      <w:r>
+        <w:t xml:space="preserve">files have SHA-256 values</w:t>
+      </w:r>
+      <w:r>
+        <w:t xml:space="preserve"> </w:t>
+      </w:r>
+      <w:r>
+        <w:rPr>
+          <w:rStyle w:val="VerbatimChar"/>
+        </w:rPr>
+        <w:t xml:space="preserve">7fdf1b4e27b0d16af3b0613cc011b0a91d8f5b80f9b9013430278b9a0166a9dd</w:t>
+      </w:r>
+      <w:r>
+        <w:t xml:space="preserve"> </w:t>
+      </w:r>
+      <w:r>
+        <w:t xml:space="preserve">and</w:t>
+      </w:r>
+      <w:r>
+        <w:t xml:space="preserve"> </w:t>
+      </w:r>
+      <w:r>
+        <w:rPr>
+          <w:rStyle w:val="VerbatimChar"/>
+        </w:rPr>
+        <w:t xml:space="preserve">01420f7ebf81df459e022c7c87c49f300600da4f2ef1eabfaaae4bee1ec72ca0</w:t>
+      </w:r>
+      <w:r>
+        <w:t xml:space="preserve">. It was requested after</w:t>
+      </w:r>
+      <w:r>
+        <w:t xml:space="preserve"> </w:t>
+      </w:r>
+      <w:r>
+        <w:t xml:space="preserve">review of the complete manuscript, so every C1 result is explicitly outcome-aware and does not alter</w:t>
+      </w:r>
+      <w:r>
+        <w:t xml:space="preserve"> </w:t>
+      </w:r>
+      <w:r>
+        <w:t xml:space="preserve">the historical locks.</w:t>
+      </w:r>
+    </w:p>
+    <w:bookmarkStart w:id="47" w:name="Xe23171e15a821c8ed86ca3b2bea31cb2b75f8c8"/>
+    <w:p>
+      <w:pPr>
+        <w:pStyle w:val="Heading2"/>
+      </w:pPr>
+      <w:r>
+        <w:t xml:space="preserve">6.1 Hierarchical agreement and gate sensitivity</w:t>
+      </w:r>
+    </w:p>
+    <w:p>
+      <w:pPr>
+        <w:pStyle w:val="FirstParagraph"/>
+      </w:pPr>
+      <w:r>
+        <w:t xml:space="preserve">The contrast-weighted median pairwise agreement of 0.744565 was reproduced. Giving each of 14</w:t>
+      </w:r>
+      <w:r>
+        <w:t xml:space="preserve"> </w:t>
+      </w:r>
+      <w:r>
+        <w:t xml:space="preserve">families equal weight yielded 0.622514. The family-cluster bootstrap estimate had median 0.630315 and</w:t>
+      </w:r>
+      <w:r>
+        <w:t xml:space="preserve"> </w:t>
+      </w:r>
+      <w:r>
+        <w:t xml:space="preserve">95% percentile interval 0.515200–0.737703. Leaving out one family at a time produced estimates from</w:t>
+      </w:r>
+      <w:r>
+        <w:t xml:space="preserve"> </w:t>
+      </w:r>
+      <w:r>
+        <w:t xml:space="preserve">0.593477 to 0.652182. Thus no single family or contrast-rich study accounts for the below-gate</w:t>
+      </w:r>
+      <w:r>
+        <w:t xml:space="preserve"> </w:t>
+      </w:r>
+      <w:r>
+        <w:t xml:space="preserve">result.</w:t>
+      </w:r>
+    </w:p>
+    <w:p>
+      <w:pPr>
+        <w:pStyle w:val="BodyText"/>
+      </w:pPr>
+      <w:r>
+        <w:t xml:space="preserve">The five model counts across the eight favourable-labelled families were 3, 3, 5, 2 and 3. One model</w:t>
+      </w:r>
+      <w:r>
+        <w:t xml:space="preserve"> </w:t>
+      </w:r>
+      <w:r>
+        <w:t xml:space="preserve">met a four-of-eight threshold and one met five-of-eight; none met six-, seven- or eight-of-eight.</w:t>
+      </w:r>
+      <w:r>
+        <w:t xml:space="preserve"> </w:t>
+      </w:r>
+      <w:r>
+        <w:t xml:space="preserve">Across agreement thresholds from 0.50 to 1.00, the observed contrast-weighted result passes only at</w:t>
+      </w:r>
+      <w:r>
+        <w:t xml:space="preserve"> </w:t>
+      </w:r>
+      <w:r>
+        <w:t xml:space="preserve">thresholds up to 0.725 and the equal-family result only up to 0.600. These curves are descriptive and</w:t>
+      </w:r>
+      <w:r>
+        <w:t xml:space="preserve"> </w:t>
+      </w:r>
+      <w:r>
+        <w:t xml:space="preserve">do not make any threshold biologically privileged.</w:t>
+      </w:r>
+    </w:p>
+    <w:bookmarkEnd w:id="47"/>
+    <w:bookmarkStart w:id="48" w:name="stratified-summaries"/>
+    <w:p>
+      <w:pPr>
+        <w:pStyle w:val="Heading2"/>
+      </w:pPr>
+      <w:r>
+        <w:t xml:space="preserve">6.2 Stratified summaries</w:t>
+      </w:r>
+    </w:p>
+    <w:tbl>
+      <w:tblPr>
+        <w:tblStyle w:val="Table"/>
+        <w:tblW w:type="auto" w:w="0"/>
+        <w:tblLook w:firstRow="1" w:lastRow="0" w:firstColumn="0" w:lastColumn="0" w:noHBand="0" w:noVBand="0" w:val="0020"/>
+        <w:jc w:val="start"/>
+      </w:tblPr>
+      <w:tblGrid>
+        <w:gridCol w:w="1584"/>
+        <w:gridCol w:w="1584"/>
+        <w:gridCol w:w="1584"/>
+        <w:gridCol w:w="1584"/>
+        <w:gridCol w:w="1584"/>
+      </w:tblGrid>
+      <w:tr>
+        <w:trPr>
+          <w:tblHeader w:val="true"/>
+        </w:trPr>
+        <w:tc>
+          <w:tcPr/>
+          <w:p>
+            <w:pPr>
+              <w:pStyle w:val="Compact"/>
+              <w:jc w:val="left"/>
+            </w:pPr>
+            <w:r>
+              <w:t xml:space="preserve">Dimension</w:t>
+            </w:r>
+          </w:p>
+        </w:tc>
+        <w:tc>
+          <w:tcPr/>
+          <w:p>
+            <w:pPr>
+              <w:pStyle w:val="Compact"/>
+              <w:jc w:val="left"/>
+            </w:pPr>
+            <w:r>
+              <w:t xml:space="preserve">Stratum</w:t>
+            </w:r>
+          </w:p>
+        </w:tc>
+        <w:tc>
+          <w:tcPr/>
+          <w:p>
+            <w:pPr>
+              <w:pStyle w:val="Compact"/>
+              <w:jc w:val="right"/>
+            </w:pPr>
+            <w:r>
+              <w:t xml:space="preserve">Families</w:t>
+            </w:r>
+          </w:p>
+        </w:tc>
+        <w:tc>
+          <w:tcPr/>
+          <w:p>
+            <w:pPr>
+              <w:pStyle w:val="Compact"/>
+              <w:jc w:val="right"/>
+            </w:pPr>
+            <w:r>
+              <w:t xml:space="preserve">Median agreement</w:t>
+            </w:r>
+          </w:p>
+        </w:tc>
+        <w:tc>
+          <w:tcPr/>
+          <w:p>
+            <w:pPr>
+              <w:pStyle w:val="Compact"/>
+              <w:jc w:val="right"/>
+            </w:pPr>
+            <w:r>
+              <w:t xml:space="preserve">Pairwise range</w:t>
+            </w:r>
+          </w:p>
+        </w:tc>
+      </w:tr>
+      <w:tr>
+        <w:tc>
+          <w:tcPr/>
+          <w:p>
+            <w:pPr>
+              <w:pStyle w:val="Compact"/>
+              <w:jc w:val="left"/>
+            </w:pPr>
+            <w:r>
+              <w:t xml:space="preserve">Species</w:t>
+            </w:r>
+          </w:p>
+        </w:tc>
+        <w:tc>
+          <w:tcPr/>
+          <w:p>
+            <w:pPr>
+              <w:pStyle w:val="Compact"/>
+              <w:jc w:val="left"/>
+            </w:pPr>
+            <w:r>
+              <w:t xml:space="preserve">Human</w:t>
+            </w:r>
+          </w:p>
+        </w:tc>
+        <w:tc>
+          <w:tcPr/>
+          <w:p>
+            <w:pPr>
+              <w:pStyle w:val="Compact"/>
+              <w:jc w:val="right"/>
+            </w:pPr>
+            <w:r>
+              <w:t xml:space="preserve">5</w:t>
+            </w:r>
+          </w:p>
+        </w:tc>
+        <w:tc>
+          <w:tcPr/>
+          <w:p>
+            <w:pPr>
+              <w:pStyle w:val="Compact"/>
+              <w:jc w:val="right"/>
+            </w:pPr>
+            <w:r>
+              <w:t xml:space="preserve">0.700</w:t>
+            </w:r>
+          </w:p>
+        </w:tc>
+        <w:tc>
+          <w:tcPr/>
+          <w:p>
+            <w:pPr>
+              <w:pStyle w:val="Compact"/>
+              <w:jc w:val="right"/>
+            </w:pPr>
+            <w:r>
+              <w:t xml:space="preserve">0.600–1.000</w:t>
+            </w:r>
+          </w:p>
+        </w:tc>
+      </w:tr>
+      <w:tr>
+        <w:tc>
+          <w:tcPr/>
+          <w:p>
+            <w:pPr>
+              <w:pStyle w:val="Compact"/>
+              <w:jc w:val="left"/>
+            </w:pPr>
+            <w:r>
+              <w:t xml:space="preserve">Species</w:t>
+            </w:r>
+          </w:p>
+        </w:tc>
+        <w:tc>
+          <w:tcPr/>
+          <w:p>
+            <w:pPr>
+              <w:pStyle w:val="Compact"/>
+              <w:jc w:val="left"/>
+            </w:pPr>
+            <w:r>
+              <w:t xml:space="preserve">Mouse</w:t>
+            </w:r>
+          </w:p>
+        </w:tc>
+        <w:tc>
+          <w:tcPr/>
+          <w:p>
+            <w:pPr>
+              <w:pStyle w:val="Compact"/>
+              <w:jc w:val="right"/>
+            </w:pPr>
+            <w:r>
+              <w:t xml:space="preserve">3</w:t>
+            </w:r>
+          </w:p>
+        </w:tc>
+        <w:tc>
+          <w:tcPr/>
+          <w:p>
+            <w:pPr>
+              <w:pStyle w:val="Compact"/>
+              <w:jc w:val="right"/>
+            </w:pPr>
+            <w:r>
+              <w:t xml:space="preserve">0.667</w:t>
+            </w:r>
+          </w:p>
+        </w:tc>
+        <w:tc>
+          <w:tcPr/>
+          <w:p>
+            <w:pPr>
+              <w:pStyle w:val="Compact"/>
+              <w:jc w:val="right"/>
+            </w:pPr>
+            <w:r>
+              <w:t xml:space="preserve">0.333–1.000</w:t>
+            </w:r>
+          </w:p>
+        </w:tc>
+      </w:tr>
+      <w:tr>
+        <w:tc>
+          <w:tcPr/>
+          <w:p>
+            <w:pPr>
+              <w:pStyle w:val="Compact"/>
+              <w:jc w:val="left"/>
+            </w:pPr>
+            <w:r>
+              <w:t xml:space="preserve">Intervention</w:t>
+            </w:r>
+          </w:p>
+        </w:tc>
+        <w:tc>
+          <w:tcPr/>
+          <w:p>
+            <w:pPr>
+              <w:pStyle w:val="Compact"/>
+              <w:jc w:val="left"/>
+            </w:pPr>
+            <w:r>
+              <w:t xml:space="preserve">Chemical</w:t>
+            </w:r>
+          </w:p>
+        </w:tc>
+        <w:tc>
+          <w:tcPr/>
+          <w:p>
+            <w:pPr>
+              <w:pStyle w:val="Compact"/>
+              <w:jc w:val="right"/>
+            </w:pPr>
+            <w:r>
+              <w:t xml:space="preserve">2</w:t>
+            </w:r>
+          </w:p>
+        </w:tc>
+        <w:tc>
+          <w:tcPr/>
+          <w:p>
+            <w:pPr>
+              <w:pStyle w:val="Compact"/>
+              <w:jc w:val="right"/>
+            </w:pPr>
+            <w:r>
+              <w:t xml:space="preserve">1.000</w:t>
+            </w:r>
+          </w:p>
+        </w:tc>
+        <w:tc>
+          <w:tcPr/>
+          <w:p>
+            <w:pPr>
+              <w:pStyle w:val="Compact"/>
+              <w:jc w:val="right"/>
+            </w:pPr>
+            <w:r>
+              <w:t xml:space="preserve">0.500–1.000</w:t>
+            </w:r>
+          </w:p>
+        </w:tc>
+      </w:tr>
+      <w:tr>
+        <w:tc>
+          <w:tcPr/>
+          <w:p>
+            <w:pPr>
+              <w:pStyle w:val="Compact"/>
+              <w:jc w:val="left"/>
+            </w:pPr>
+            <w:r>
+              <w:t xml:space="preserve">Intervention</w:t>
+            </w:r>
+          </w:p>
+        </w:tc>
+        <w:tc>
+          <w:tcPr/>
+          <w:p>
+            <w:pPr>
+              <w:pStyle w:val="Compact"/>
+              <w:jc w:val="left"/>
+            </w:pPr>
+            <w:r>
+              <w:t xml:space="preserve">Genetic</w:t>
+            </w:r>
+          </w:p>
+        </w:tc>
+        <w:tc>
+          <w:tcPr/>
+          <w:p>
+            <w:pPr>
+              <w:pStyle w:val="Compact"/>
+              <w:jc w:val="right"/>
+            </w:pPr>
+            <w:r>
+              <w:t xml:space="preserve">6</w:t>
+            </w:r>
+          </w:p>
+        </w:tc>
+        <w:tc>
+          <w:tcPr/>
+          <w:p>
+            <w:pPr>
+              <w:pStyle w:val="Compact"/>
+              <w:jc w:val="right"/>
+            </w:pPr>
+            <w:r>
+              <w:t xml:space="preserve">0.667</w:t>
+            </w:r>
+          </w:p>
+        </w:tc>
+        <w:tc>
+          <w:tcPr/>
+          <w:p>
+            <w:pPr>
+              <w:pStyle w:val="Compact"/>
+              <w:jc w:val="right"/>
+            </w:pPr>
+            <w:r>
+              <w:t xml:space="preserve">0.500–0.833</w:t>
+            </w:r>
+          </w:p>
+        </w:tc>
+      </w:tr>
+      <w:tr>
+        <w:tc>
+          <w:tcPr/>
+          <w:p>
+            <w:pPr>
+              <w:pStyle w:val="Compact"/>
+              <w:jc w:val="left"/>
+            </w:pPr>
+            <w:r>
+              <w:t xml:space="preserve">Context</w:t>
+            </w:r>
+          </w:p>
+        </w:tc>
+        <w:tc>
+          <w:tcPr/>
+          <w:p>
+            <w:pPr>
+              <w:pStyle w:val="Compact"/>
+              <w:jc w:val="left"/>
+            </w:pPr>
+            <w:r>
+              <w:t xml:space="preserve">Fibroblast</w:t>
+            </w:r>
+          </w:p>
+        </w:tc>
+        <w:tc>
+          <w:tcPr/>
+          <w:p>
+            <w:pPr>
+              <w:pStyle w:val="Compact"/>
+              <w:jc w:val="right"/>
+            </w:pPr>
+            <w:r>
+              <w:t xml:space="preserve">5</w:t>
+            </w:r>
+          </w:p>
+        </w:tc>
+        <w:tc>
+          <w:tcPr/>
+          <w:p>
+            <w:pPr>
+              <w:pStyle w:val="Compact"/>
+              <w:jc w:val="right"/>
+            </w:pPr>
+            <w:r>
+              <w:t xml:space="preserve">0.800</w:t>
+            </w:r>
+          </w:p>
+        </w:tc>
+        <w:tc>
+          <w:tcPr/>
+          <w:p>
+            <w:pPr>
+              <w:pStyle w:val="Compact"/>
+              <w:jc w:val="right"/>
+            </w:pPr>
+            <w:r>
+              <w:t xml:space="preserve">0.400–1.000</w:t>
+            </w:r>
+          </w:p>
+        </w:tc>
+      </w:tr>
+      <w:tr>
+        <w:tc>
+          <w:tcPr/>
+          <w:p>
+            <w:pPr>
+              <w:pStyle w:val="Compact"/>
+              <w:jc w:val="left"/>
+            </w:pPr>
+            <w:r>
+              <w:t xml:space="preserve">Context</w:t>
+            </w:r>
+          </w:p>
+        </w:tc>
+        <w:tc>
+          <w:tcPr/>
+          <w:p>
+            <w:pPr>
+              <w:pStyle w:val="Compact"/>
+              <w:jc w:val="left"/>
+            </w:pPr>
+            <w:r>
+              <w:t xml:space="preserve">Retinal pigment epithelium</w:t>
+            </w:r>
+          </w:p>
+        </w:tc>
+        <w:tc>
+          <w:tcPr/>
+          <w:p>
+            <w:pPr>
+              <w:pStyle w:val="Compact"/>
+              <w:jc w:val="right"/>
+            </w:pPr>
+            <w:r>
+              <w:t xml:space="preserve">2</w:t>
+            </w:r>
+          </w:p>
+        </w:tc>
+        <w:tc>
+          <w:tcPr/>
+          <w:p>
+            <w:pPr>
+              <w:pStyle w:val="Compact"/>
+              <w:jc w:val="right"/>
+            </w:pPr>
+            <w:r>
+              <w:t xml:space="preserve">0.500</w:t>
+            </w:r>
+          </w:p>
+        </w:tc>
+        <w:tc>
+          <w:tcPr/>
+          <w:p>
+            <w:pPr>
+              <w:pStyle w:val="Compact"/>
+              <w:jc w:val="right"/>
+            </w:pPr>
+            <w:r>
+              <w:t xml:space="preserve">0.000–1.000</w:t>
+            </w:r>
+          </w:p>
+        </w:tc>
+      </w:tr>
+    </w:tbl>
+    <w:p>
+      <w:pPr>
+        <w:pStyle w:val="BodyText"/>
+      </w:pPr>
+      <w:r>
+        <w:t xml:space="preserve">Small strata and wide method-pair ranges preclude attribution of heterogeneity to one biological or</w:t>
+      </w:r>
+      <w:r>
+        <w:t xml:space="preserve"> </w:t>
+      </w:r>
+      <w:r>
+        <w:t xml:space="preserve">technical factor.</w:t>
+      </w:r>
+    </w:p>
+    <w:bookmarkEnd w:id="48"/>
+    <w:bookmarkStart w:id="49" w:name="gene-effect-reliability"/>
+    <w:p>
+      <w:pPr>
+        <w:pStyle w:val="Heading2"/>
+      </w:pPr>
+      <w:r>
+        <w:t xml:space="preserve">6.3 Gene-effect reliability</w:t>
+      </w:r>
+    </w:p>
+    <w:p>
+      <w:pPr>
+        <w:pStyle w:val="FirstParagraph"/>
+      </w:pPr>
+      <w:r>
+        <w:t xml:space="preserve">Only four favourable families had at least four contrast units. Their raw median split-half</w:t>
+      </w:r>
+      <w:r>
+        <w:t xml:space="preserve"> </w:t>
+      </w:r>
+      <w:r>
+        <w:t xml:space="preserve">Spearman correlations were 0.558 (MPTR), 0.840 (mouse chemical), 0.323 (SOKM) and 0.678 (human</w:t>
+      </w:r>
+      <w:r>
+        <w:t xml:space="preserve"> </w:t>
+      </w:r>
+      <w:r>
+        <w:t xml:space="preserve">chemical). Eight individual contrasts also supported independent arm splitting; raw correlations</w:t>
+      </w:r>
+      <w:r>
+        <w:t xml:space="preserve"> </w:t>
+      </w:r>
+      <w:r>
+        <w:t xml:space="preserve">ranged from 0.188 to 0.912. These values establish a partial, heterogeneous noise ceiling. They do</w:t>
+      </w:r>
+      <w:r>
+        <w:t xml:space="preserve"> </w:t>
+      </w:r>
+      <w:r>
+        <w:t xml:space="preserve">not support reliability correction for the four ineligible families, but show that the observed</w:t>
+      </w:r>
+      <w:r>
+        <w:t xml:space="preserve"> </w:t>
+      </w:r>
+      <w:r>
+        <w:t xml:space="preserve">cross-family median of 0.054 is well below within-context reproducibility in several estimable</w:t>
+      </w:r>
+      <w:r>
+        <w:t xml:space="preserve"> </w:t>
+      </w:r>
+      <w:r>
+        <w:t xml:space="preserve">settings.</w:t>
+      </w:r>
+    </w:p>
+    <w:bookmarkEnd w:id="49"/>
+    <w:bookmarkStart w:id="50" w:name="feature-coverage"/>
+    <w:p>
+      <w:pPr>
+        <w:pStyle w:val="Heading2"/>
+      </w:pPr>
+      <w:r>
+        <w:t xml:space="preserve">6.4 Feature coverage</w:t>
+      </w:r>
+    </w:p>
+    <w:p>
+      <w:pPr>
+        <w:pStyle w:val="FirstParagraph"/>
+      </w:pPr>
+      <w:r>
+        <w:t xml:space="preserve">Historical-model coverage across ten expression matrices ranged from 0.8513 to 0.9999. Thresholds of</w:t>
+      </w:r>
+      <w:r>
+        <w:t xml:space="preserve"> </w:t>
+      </w:r>
+      <w:r>
+        <w:t xml:space="preserve">0.60, 0.70 and 0.80 retained all ten matrices, 184 contrasts and the same agreement statistics. A</w:t>
+      </w:r>
+      <w:r>
+        <w:t xml:space="preserve"> </w:t>
+      </w:r>
+      <w:r>
+        <w:t xml:space="preserve">0.90 threshold retained five matrices, 49 contrasts and eight total families; contrast-weighted and</w:t>
+      </w:r>
+      <w:r>
+        <w:t xml:space="preserve"> </w:t>
+      </w:r>
+      <w:r>
+        <w:t xml:space="preserve">equal-family median agreement remained 0.734694 and 0.666123. A separate refit on the 8,427 features</w:t>
+      </w:r>
+      <w:r>
+        <w:t xml:space="preserve"> </w:t>
+      </w:r>
+      <w:r>
+        <w:t xml:space="preserve">present in every matrix yielded 0.779891 and 0.648621.</w:t>
+      </w:r>
+    </w:p>
+    <w:bookmarkEnd w:id="50"/>
+    <w:bookmarkStart w:id="51" w:name="contemporary-exploratory-comparator"/>
+    <w:p>
+      <w:pPr>
+        <w:pStyle w:val="Heading2"/>
+      </w:pPr>
+      <w:r>
+        <w:t xml:space="preserve">6.5 Contemporary exploratory comparator</w:t>
+      </w:r>
+    </w:p>
+    <w:p>
+      <w:pPr>
+        <w:pStyle w:val="FirstParagraph"/>
+      </w:pPr>
+      <w:r>
+        <w:t xml:space="preserve">Pasta was pinned to official repository commit</w:t>
+      </w:r>
+      <w:r>
+        <w:t xml:space="preserve"> </w:t>
+      </w:r>
+      <w:r>
+        <w:rPr>
+          <w:rStyle w:val="VerbatimChar"/>
+        </w:rPr>
+        <w:t xml:space="preserve">58bcc7a69ee97f2dc9e3623ac86538c251ddd498</w:t>
+      </w:r>
+      <w:r>
+        <w:t xml:space="preserve">. The three required model files had SHA-256 values:</w:t>
       </w:r>
     </w:p>
     <w:p>
@@ -3162,10 +3926,12 @@
       </w:pPr>
       <w:r>
         <w:rPr>
-          <w:bCs/>
-          <w:b/>
+          <w:rStyle w:val="VerbatimChar"/>
         </w:rPr>
-        <w:t xml:space="preserve">Supplementary Table 1:</w:t>
+        <w:t xml:space="preserve">v_genes_model.rda</w:t>
+      </w:r>
+      <w:r>
+        <w:t xml:space="preserve">:</w:t>
       </w:r>
       <w:r>
         <w:t xml:space="preserve"> </w:t>
@@ -3174,19 +3940,7 @@
         <w:rPr>
           <w:rStyle w:val="VerbatimChar"/>
         </w:rPr>
-        <w:t xml:space="preserve">tables/supplementary-table-1-datasets.csv</w:t>
-      </w:r>
-      <w:r>
-        <w:t xml:space="preserve"> </w:t>
-      </w:r>
-      <w:r>
-        <w:t xml:space="preserve">— dataset roles, species,</w:t>
-      </w:r>
-      <w:r>
-        <w:t xml:space="preserve"> </w:t>
-      </w:r>
-      <w:r>
-        <w:t xml:space="preserve">modality, biological unit and public date.</w:t>
+        <w:t xml:space="preserve">42289278a0a0d5171af23b108b086deea7b413d287559a9ec39cf7c76269cb5f</w:t>
       </w:r>
     </w:p>
     <w:p>
@@ -3199,10 +3953,12 @@
       </w:pPr>
       <w:r>
         <w:rPr>
-          <w:bCs/>
-          <w:b/>
+          <w:rStyle w:val="VerbatimChar"/>
         </w:rPr>
-        <w:t xml:space="preserve">Supplementary Table 2:</w:t>
+        <w:t xml:space="preserve">beta_Pasta.rda</w:t>
+      </w:r>
+      <w:r>
+        <w:t xml:space="preserve">:</w:t>
       </w:r>
       <w:r>
         <w:t xml:space="preserve"> </w:t>
@@ -3211,19 +3967,7 @@
         <w:rPr>
           <w:rStyle w:val="VerbatimChar"/>
         </w:rPr>
-        <w:t xml:space="preserve">tables/supplementary-table-2-primary-scorecard.csv</w:t>
-      </w:r>
-      <w:r>
-        <w:t xml:space="preserve"> </w:t>
-      </w:r>
-      <w:r>
-        <w:t xml:space="preserve">— complete frozen</w:t>
-      </w:r>
-      <w:r>
-        <w:t xml:space="preserve"> </w:t>
-      </w:r>
-      <w:r>
-        <w:t xml:space="preserve">endpoint scorecard.</w:t>
+        <w:t xml:space="preserve">b4a1891b7ed0737fbb784a89f6e00a9dfa07a15fa53359975f78f42fe92722e8</w:t>
       </w:r>
     </w:p>
     <w:p>
@@ -3236,6 +3980,182 @@
       </w:pPr>
       <w:r>
         <w:rPr>
+          <w:rStyle w:val="VerbatimChar"/>
+        </w:rPr>
+        <w:t xml:space="preserve">cvfit_Pasta.rda</w:t>
+      </w:r>
+      <w:r>
+        <w:t xml:space="preserve">:</w:t>
+      </w:r>
+      <w:r>
+        <w:t xml:space="preserve"> </w:t>
+      </w:r>
+      <w:r>
+        <w:rPr>
+          <w:rStyle w:val="VerbatimChar"/>
+        </w:rPr>
+        <w:t xml:space="preserve">158a9ec9d9e53786c85bfc8af3593bfa99ae4bc949c4ad3f2afb767c14befa56</w:t>
+      </w:r>
+    </w:p>
+    <w:p>
+      <w:pPr>
+        <w:pStyle w:val="FirstParagraph"/>
+      </w:pPr>
+      <w:r>
+        <w:t xml:space="preserve">The Python reconstruction reproduced the official three-sample example with maximum absolute error</w:t>
+      </w:r>
+      <w:r>
+        <w:t xml:space="preserve"> </w:t>
+      </w:r>
+      <w:r>
+        <w:rPr>
+          <w:rStyle w:val="VerbatimChar"/>
+        </w:rPr>
+        <w:t xml:space="preserve">4.73×10^-11</w:t>
+      </w:r>
+      <w:r>
+        <w:t xml:space="preserve">. Pasta oriented the mouse and human age controls youthward by 18.195 and 52.184 units.</w:t>
+      </w:r>
+      <w:r>
+        <w:t xml:space="preserve"> </w:t>
+      </w:r>
+      <w:r>
+        <w:t xml:space="preserve">Its favourable-family effects were negative for MPTR, SOKM, RPE OSK and RPE GSTA4 and positive for</w:t>
+      </w:r>
+      <w:r>
+        <w:t xml:space="preserve"> </w:t>
+      </w:r>
+      <w:r>
+        <w:t xml:space="preserve">mouse chemical, human OSK/O4YRSK, early human OSKM and human chemical: four of eight positive. This</w:t>
+      </w:r>
+      <w:r>
+        <w:t xml:space="preserve"> </w:t>
+      </w:r>
+      <w:r>
+        <w:t xml:space="preserve">result is exploratory, post-review and outcome-aware. No exact benchmark accession was found in the</w:t>
+      </w:r>
+      <w:r>
+        <w:t xml:space="preserve"> </w:t>
+      </w:r>
+      <w:r>
+        <w:t xml:space="preserve">public article or packaged files, but the complete training sample list could not be audited.</w:t>
+      </w:r>
+    </w:p>
+    <w:p>
+      <w:pPr>
+        <w:pStyle w:val="BodyText"/>
+      </w:pPr>
+      <w:r>
+        <w:t xml:space="preserve">The 2026 tAge model was not run. Its official public repository uses the MGB Open Access License 1.0</w:t>
+      </w:r>
+      <w:r>
+        <w:t xml:space="preserve"> </w:t>
+      </w:r>
+      <w:r>
+        <w:t xml:space="preserve">for non-commercial academic use and directs commercial users to obtain a separate agreement. The</w:t>
+      </w:r>
+      <w:r>
+        <w:t xml:space="preserve"> </w:t>
+      </w:r>
+      <w:r>
+        <w:t xml:space="preserve">author’s commercial affiliation made exclusion the conservative rights-compliant choice.</w:t>
+      </w:r>
+    </w:p>
+    <w:bookmarkEnd w:id="51"/>
+    <w:bookmarkEnd w:id="52"/>
+    <w:bookmarkStart w:id="53" w:name="supplementary-tables"/>
+    <w:p>
+      <w:pPr>
+        <w:pStyle w:val="Heading1"/>
+      </w:pPr>
+      <w:r>
+        <w:t xml:space="preserve">7. Supplementary tables</w:t>
+      </w:r>
+    </w:p>
+    <w:p>
+      <w:pPr>
+        <w:numPr>
+          <w:ilvl w:val="0"/>
+          <w:numId w:val="1005"/>
+        </w:numPr>
+        <w:pStyle w:val="Compact"/>
+      </w:pPr>
+      <w:r>
+        <w:rPr>
+          <w:bCs/>
+          <w:b/>
+        </w:rPr>
+        <w:t xml:space="preserve">Supplementary Table 1:</w:t>
+      </w:r>
+      <w:r>
+        <w:t xml:space="preserve"> </w:t>
+      </w:r>
+      <w:r>
+        <w:rPr>
+          <w:rStyle w:val="VerbatimChar"/>
+        </w:rPr>
+        <w:t xml:space="preserve">tables/supplementary-table-1-datasets.csv</w:t>
+      </w:r>
+      <w:r>
+        <w:t xml:space="preserve"> </w:t>
+      </w:r>
+      <w:r>
+        <w:t xml:space="preserve">— dataset roles, species,</w:t>
+      </w:r>
+      <w:r>
+        <w:t xml:space="preserve"> </w:t>
+      </w:r>
+      <w:r>
+        <w:t xml:space="preserve">modality, biological unit and public date.</w:t>
+      </w:r>
+    </w:p>
+    <w:p>
+      <w:pPr>
+        <w:numPr>
+          <w:ilvl w:val="0"/>
+          <w:numId w:val="1005"/>
+        </w:numPr>
+        <w:pStyle w:val="Compact"/>
+      </w:pPr>
+      <w:r>
+        <w:rPr>
+          <w:bCs/>
+          <w:b/>
+        </w:rPr>
+        <w:t xml:space="preserve">Supplementary Table 2:</w:t>
+      </w:r>
+      <w:r>
+        <w:t xml:space="preserve"> </w:t>
+      </w:r>
+      <w:r>
+        <w:rPr>
+          <w:rStyle w:val="VerbatimChar"/>
+        </w:rPr>
+        <w:t xml:space="preserve">tables/supplementary-table-2-primary-scorecard.csv</w:t>
+      </w:r>
+      <w:r>
+        <w:t xml:space="preserve"> </w:t>
+      </w:r>
+      <w:r>
+        <w:t xml:space="preserve">— complete frozen</w:t>
+      </w:r>
+      <w:r>
+        <w:t xml:space="preserve"> </w:t>
+      </w:r>
+      <w:r>
+        <w:t xml:space="preserve">endpoint scorecard.</w:t>
+      </w:r>
+    </w:p>
+    <w:p>
+      <w:pPr>
+        <w:numPr>
+          <w:ilvl w:val="0"/>
+          <w:numId w:val="1005"/>
+        </w:numPr>
+        <w:pStyle w:val="Compact"/>
+      </w:pPr>
+      <w:r>
+        <w:rPr>
           <w:bCs/>
           <w:b/>
         </w:rPr>
@@ -3267,7 +4187,7 @@
       <w:pPr>
         <w:numPr>
           <w:ilvl w:val="0"/>
-          <w:numId w:val="1004"/>
+          <w:numId w:val="1005"/>
         </w:numPr>
         <w:pStyle w:val="Compact"/>
       </w:pPr>
@@ -3304,7 +4224,7 @@
       <w:pPr>
         <w:numPr>
           <w:ilvl w:val="0"/>
-          <w:numId w:val="1004"/>
+          <w:numId w:val="1005"/>
         </w:numPr>
         <w:pStyle w:val="Compact"/>
       </w:pPr>
@@ -3341,7 +4261,7 @@
       <w:pPr>
         <w:numPr>
           <w:ilvl w:val="0"/>
-          <w:numId w:val="1004"/>
+          <w:numId w:val="1005"/>
         </w:numPr>
         <w:pStyle w:val="Compact"/>
       </w:pPr>
@@ -3372,7 +4292,7 @@
       <w:pPr>
         <w:numPr>
           <w:ilvl w:val="0"/>
-          <w:numId w:val="1004"/>
+          <w:numId w:val="1005"/>
         </w:numPr>
         <w:pStyle w:val="Compact"/>
       </w:pPr>
@@ -3409,7 +4329,7 @@
       <w:pPr>
         <w:numPr>
           <w:ilvl w:val="0"/>
-          <w:numId w:val="1004"/>
+          <w:numId w:val="1005"/>
         </w:numPr>
         <w:pStyle w:val="Compact"/>
       </w:pPr>
@@ -3442,14 +4362,57 @@
         <w:t xml:space="preserve">consensus transfer results.</w:t>
       </w:r>
     </w:p>
-    <w:bookmarkEnd w:id="47"/>
-    <w:bookmarkStart w:id="48" w:name="reproducibility-and-rights-boundary"/>
+    <w:p>
+      <w:pPr>
+        <w:numPr>
+          <w:ilvl w:val="0"/>
+          <w:numId w:val="1005"/>
+        </w:numPr>
+        <w:pStyle w:val="Compact"/>
+      </w:pPr>
+      <w:r>
+        <w:rPr>
+          <w:bCs/>
+          <w:b/>
+        </w:rPr>
+        <w:t xml:space="preserve">Supplementary Tables 9–22:</w:t>
+      </w:r>
+      <w:r>
+        <w:t xml:space="preserve"> </w:t>
+      </w:r>
+      <w:r>
+        <w:rPr>
+          <w:rStyle w:val="VerbatimChar"/>
+        </w:rPr>
+        <w:t xml:space="preserve">results/post-review-c1/</w:t>
+      </w:r>
+      <w:r>
+        <w:t xml:space="preserve"> </w:t>
+      </w:r>
+      <w:r>
+        <w:t xml:space="preserve">— hierarchical agreement, cluster</w:t>
+      </w:r>
+      <w:r>
+        <w:t xml:space="preserve"> </w:t>
+      </w:r>
+      <w:r>
+        <w:t xml:space="preserve">bootstrap, threshold sensitivity, strata, reliability, feature coverage, common-feature refit and</w:t>
+      </w:r>
+      <w:r>
+        <w:t xml:space="preserve"> </w:t>
+      </w:r>
+      <w:r>
+        <w:t xml:space="preserve">Pasta outputs.</w:t>
+      </w:r>
+    </w:p>
+    <w:bookmarkEnd w:id="53"/>
+    <w:bookmarkStart w:id="54" w:name="reproducibility-and-rights-boundary"/>
     <w:p>
       <w:pPr>
         <w:pStyle w:val="Heading1"/>
       </w:pPr>
       <w:r>
-        <w:t xml:space="preserve">7. Reproducibility and rights boundary</w:t>
+        <w:t xml:space="preserve">8. Reproducibility and rights boundary</w:t>
       </w:r>
     </w:p>
     <w:p>
@@ -3563,7 +4526,7 @@
         <w:t xml:space="preserve">source studies.</w:t>
       </w:r>
     </w:p>
-    <w:bookmarkEnd w:id="48"/>
+    <w:bookmarkEnd w:id="54"/>
     <w:sectPr/>
   </w:body>
 </w:document>
@@ -3898,6 +4861,9 @@
     </w:lvlOverride>
   </w:num>
   <w:num w:numId="1004">
+    <w:abstractNumId w:val="991"/>
+  </w:num>
+  <w:num w:numId="1005">
     <w:abstractNumId w:val="991"/>
   </w:num>
 </w:numbering>

--- a/paper/supplement.docx
+++ b/paper/supplement.docx
@@ -217,9 +217,6 @@
       <w:r>
         <w:t xml:space="preserve">Post-review Extension C1</w:t>
       </w:r>
-      <w:r>
-        <w:br/>
-      </w:r>
     </w:p>
     <w:p>
       <w:pPr>
@@ -231,9 +228,6 @@
       </w:pPr>
       <w:r>
         <w:t xml:space="preserve">Supplementary figures and tables</w:t>
-      </w:r>
-      <w:r>
-        <w:br/>
       </w:r>
     </w:p>
     <w:p>

--- a/paper/supplement.docx
+++ b/paper/supplement.docx
@@ -107,19 +107,37 @@
         <w:pStyle w:val="Date"/>
       </w:pPr>
       <w:r>
-        <w:t xml:space="preserve">30</w:t>
-      </w:r>
-      <w:r>
-        <w:t xml:space="preserve"> </w:t>
-      </w:r>
-      <w:r>
-        <w:t xml:space="preserve">September</w:t>
+        <w:t xml:space="preserve">1</w:t>
+      </w:r>
+      <w:r>
+        <w:t xml:space="preserve"> </w:t>
+      </w:r>
+      <w:r>
+        <w:t xml:space="preserve">October</w:t>
       </w:r>
       <w:r>
         <w:t xml:space="preserve"> </w:t>
       </w:r>
       <w:r>
         <w:t xml:space="preserve">2026</w:t>
+      </w:r>
+    </w:p>
+    <w:p>
+      <w:pPr>
+        <w:pStyle w:val="FirstParagraph"/>
+      </w:pPr>
+      <w:r>
+        <w:rPr>
+          <w:bCs/>
+          <w:b/>
+        </w:rPr>
+        <w:t xml:space="preserve">Preprint — not peer reviewed.</w:t>
+      </w:r>
+      <w:r>
+        <w:t xml:space="preserve"> </w:t>
+      </w:r>
+      <w:r>
+        <w:t xml:space="preserve">Version 1.0, 1 October 2026.</w:t>
       </w:r>
     </w:p>
     <w:bookmarkStart w:id="20" w:name="contents"/>
